--- a/labs/lab1/writing-template.docx
+++ b/labs/lab1/writing-template.docx
@@ -118,7 +118,11 @@
       </w:r>
     </w:p>
     <w:bookmarkEnd w:id="22"/>
-    <w:sectPr/>
+    <w:sectPr>
+      <w:footnotePr>
+        <w:numRestart w:val="eachSect"/>
+      </w:footnotePr>
+    </w:sectPr>
   </w:body>
 </w:document>
 </file>
@@ -290,8 +294,6 @@
     </w:pPr>
     <w:rPr>
       <w:rFonts w:asciiTheme="majorHAnsi" w:cstheme="majorBidi" w:eastAsiaTheme="majorEastAsia" w:hAnsiTheme="majorHAnsi"/>
-      <w:spacing w:val="-10"/>
-      <w:kern w:val="28"/>
       <w:sz w:val="56"/>
       <w:szCs w:val="56"/>
     </w:rPr>
@@ -304,8 +306,6 @@
     <w:rsid w:val="00A10FD9"/>
     <w:rPr>
       <w:rFonts w:asciiTheme="majorHAnsi" w:cstheme="majorBidi" w:eastAsiaTheme="majorEastAsia" w:hAnsiTheme="majorHAnsi"/>
-      <w:spacing w:val="-10"/>
-      <w:kern w:val="28"/>
       <w:sz w:val="56"/>
       <w:szCs w:val="56"/>
     </w:rPr>
@@ -346,23 +346,31 @@
   </w:style>
   <w:style w:customStyle="1" w:styleId="Author" w:type="paragraph">
     <w:name w:val="Author"/>
+    <w:basedOn w:val="Title"/>
     <w:next w:val="BodyText"/>
     <w:qFormat/>
     <w:pPr>
       <w:keepNext/>
       <w:keepLines/>
-      <w:jc w:val="center"/>
-    </w:pPr>
+    </w:pPr>
+    <w:rPr>
+      <w:sz w:val="24"/>
+      <w:szCs w:val="24"/>
+    </w:rPr>
   </w:style>
   <w:style w:styleId="Date" w:type="paragraph">
     <w:name w:val="Date"/>
+    <w:basedOn w:val="Title"/>
     <w:next w:val="BodyText"/>
     <w:qFormat/>
     <w:pPr>
       <w:keepNext/>
       <w:keepLines/>
-      <w:jc w:val="center"/>
-    </w:pPr>
+    </w:pPr>
+    <w:rPr>
+      <w:sz w:val="24"/>
+      <w:szCs w:val="24"/>
+    </w:rPr>
   </w:style>
   <w:style w:customStyle="1" w:styleId="AbstractTitle" w:type="paragraph">
     <w:name w:val="Abstract Title"/>

--- a/labs/lab1/writing-template.docx
+++ b/labs/lab1/writing-template.docx
@@ -60,7 +60,7 @@
               <w:jc w:val="center"/>
             </w:pPr>
             <w:pPr>
-              <w:jc w:val="start"/>
+              <w:jc w:val="left"/>
               <w:spacing w:before="200"/>
               <w:pStyle w:val="ImageCaption"/>
             </w:pPr>

--- a/labs/lab1/writing-template.docx
+++ b/labs/lab1/writing-template.docx
@@ -26,7 +26,7 @@
         <w:t xml:space="preserve">Name:</w:t>
       </w:r>
     </w:p>
-    <w:bookmarkStart w:id="22" w:name="methods"/>
+    <w:bookmarkStart w:id="11" w:name="methods"/>
     <w:p>
       <w:pPr>
         <w:pStyle w:val="Heading2"/>
@@ -48,7 +48,7 @@
       <w:tr>
         <w:tc>
           <w:tcPr/>
-          <w:bookmarkStart w:id="20" w:name="fig-accelerometer-data"/>
+          <w:bookmarkStart w:id="9" w:name="fig-accelerometer-data"/>
           <w:p>
             <w:pPr>
               <w:pStyle w:val="Compact"/>
@@ -68,7 +68,7 @@
               <w:t xml:space="preserve">Figure 1: Replace this text with your caption.</w:t>
             </w:r>
           </w:p>
-          <w:bookmarkEnd w:id="20"/>
+          <w:bookmarkEnd w:id="9"/>
         </w:tc>
       </w:tr>
     </w:tbl>
@@ -102,7 +102,7 @@
       <w:r>
         <w:t xml:space="preserve"> </w:t>
       </w:r>
-      <w:hyperlink r:id="rId21">
+      <w:hyperlink r:id="rId10">
         <w:r>
           <w:rPr>
             <w:rStyle w:val="Hyperlink"/>
@@ -117,7 +117,7 @@
         <w:t xml:space="preserve">describe the aspects of the data you should include.</w:t>
       </w:r>
     </w:p>
-    <w:bookmarkEnd w:id="22"/>
+    <w:bookmarkEnd w:id="11"/>
     <w:sectPr>
       <w:footnotePr>
         <w:numRestart w:val="eachSect"/>
@@ -239,10 +239,10 @@
   <w:docDefaults>
     <w:rPrDefault>
       <w:rPr>
-        <w:rFonts w:asciiTheme="minorHAnsi" w:cstheme="minorBidi" w:eastAsiaTheme="minorHAnsi" w:hAnsiTheme="minorHAnsi"/>
+        <w:rFonts w:asciiTheme="minorHAnsi" w:cstheme="minorBidi" w:eastAsiaTheme="minorEastAsia" w:hAnsiTheme="minorHAnsi"/>
         <w:sz w:val="24"/>
         <w:szCs w:val="24"/>
-        <w:lang w:bidi="ar-SA" w:eastAsia="en-US" w:val="en-US"/>
+        <w:lang w:bidi="ar-SA" w:eastAsia="zh-CN" w:val="en-US"/>
       </w:rPr>
     </w:rPrDefault>
     <w:pPrDefault>
@@ -783,13 +783,6 @@
       </w:tblCellMar>
     </w:tblPr>
     <w:tblStylePr w:type="firstRow">
-      <w:tblPr>
-        <w:jc w:val="left"/>
-        <w:tblInd w:type="dxa" w:w="0"/>
-      </w:tblPr>
-      <w:trPr>
-        <w:jc w:val="left"/>
-      </w:trPr>
       <w:tcPr>
         <w:tcBorders>
           <w:bottom w:val="single"/>
